--- a/Avanzado/Modulo5/documentacion/06_Novedades/06_Sumamos-nuevas-prestaciones-pediatricas.docx
+++ b/Avanzado/Modulo5/documentacion/06_Novedades/06_Sumamos-nuevas-prestaciones-pediatricas.docx
@@ -38,7 +38,7 @@
         <w:pStyle w:val="ListBullet"/>
       </w:pPr>
       <w:r>
-        <w:t>Central de Turnos: 0800-666-6587</w:t>
+        <w:t>Turnos por mail: mwquiero@gmail.com</w:t>
       </w:r>
     </w:p>
     <w:p>
@@ -46,7 +46,7 @@
         <w:pStyle w:val="ListBullet"/>
       </w:pPr>
       <w:r>
-        <w:t>WhatsApp: 1144932017</w:t>
+        <w:t>WhatsApp: por chat en el Workflow del asistente</w:t>
       </w:r>
     </w:p>
     <w:p>
@@ -54,7 +54,7 @@
         <w:pStyle w:val="ListBullet"/>
       </w:pPr>
       <w:r>
-        <w:t>Portal WEB: www.miportalclinicas.com.ar</w:t>
+        <w:t>Web (asistente): el Workflow del asistente</w:t>
       </w:r>
     </w:p>
     <w:p/>
